--- a/public/downloads/przykladowa-praca-magisterska-kulturoznawstwo.docx
+++ b/public/downloads/przykladowa-praca-magisterska-kulturoznawstwo.docx
@@ -117,7 +117,7 @@
         <w:t xml:space="preserve">: jawnie dobrany korpus (trzy seriale) → kategorie analityczne wyprowadzone z teorii (studia nad pamięcią) → analiza porównawcza → interpretacja kulturoznawcza. To, co odróżnia pracę naukową od eseju recenzenckiego, to właśnie rama, korpus i kategorie. Niebieskie adnotacje — usuń w swojej pracy. Pełne poradniki: praca-magisterska.pl/poradniki/</w:t>
       </w:r>
     </w:p>
-    <w:bookmarkStart w:id="20" w:name="streszczenie"/>
+    <w:bookmarkStart w:id="9" w:name="_streszczenie"/>
     <w:p>
       <w:pPr>
         <w:pStyle w:val="Heading1"/>
@@ -160,8 +160,8 @@
         <w:t xml:space="preserve">[Streszczenie pracy kulturoznawczej: przedmiot, cel, RAMA TEORETYCZNA z nazwanymi kategoriami, korpus z kryteriami doboru, kategorie analityczne i główny wynik (typologia strategii). Wynikiem analizy kulturoznawczej jest zwykle typologia lub mechanizm — nie liczby.]</w:t>
       </w:r>
     </w:p>
-    <w:bookmarkEnd w:id="20"/>
-    <w:bookmarkStart w:id="21" w:name="spis-treści"/>
+    <w:bookmarkEnd w:id="9"/>
+    <w:bookmarkStart w:id="10" w:name="_68349d0c7d64ae346c98bcec9a8185b5790f4f0"/>
     <w:p>
       <w:pPr>
         <w:pStyle w:val="Heading1"/>
@@ -390,8 +390,8 @@
         <w:t xml:space="preserve"> </w:t>
       </w:r>
     </w:p>
-    <w:bookmarkEnd w:id="21"/>
-    <w:bookmarkStart w:id="24" w:name="rozdział-2.-założenia-metodologiczne"/>
+    <w:bookmarkEnd w:id="10"/>
+    <w:bookmarkStart w:id="13" w:name="_560e2324233a16f47ff5b5c9bf390bd172a36e9"/>
     <w:p>
       <w:pPr>
         <w:pStyle w:val="Heading1"/>
@@ -400,7 +400,7 @@
         <w:t xml:space="preserve">Rozdział 2. Założenia metodologiczne</w:t>
       </w:r>
     </w:p>
-    <w:bookmarkStart w:id="22" w:name="dobór-korpusu"/>
+    <w:bookmarkStart w:id="11" w:name="_bfa92fbe1045bd8e3f48119b643c259a99eb0d2"/>
     <w:p>
       <w:pPr>
         <w:pStyle w:val="Heading2"/>
@@ -425,8 +425,8 @@
         <w:t xml:space="preserve">[Dobór korpusu w pracy kulturoznawczej działa jak dobór próby: jawne kryteria + uzasadnienie zróżnicowania + dokładne wskazanie materiału (sezony, odcinki, wydania). To pierwsza zapora przed zarzutem „przykłady dobrane pod tezę”.]</w:t>
       </w:r>
     </w:p>
-    <w:bookmarkEnd w:id="22"/>
-    <w:bookmarkStart w:id="23" w:name="kategorie-analityczne"/>
+    <w:bookmarkEnd w:id="11"/>
+    <w:bookmarkStart w:id="12" w:name="_c7fc3e1dd27f12ed5a0889abf29598d67fb9808"/>
     <w:p>
       <w:pPr>
         <w:pStyle w:val="Heading2"/>
@@ -451,9 +451,9 @@
         <w:t xml:space="preserve">[Kategorie analityczne to kulturoznawczy odpowiednik klucza kategoryzacyjnego: wyprowadzone Z TEORII (rozdział 1 pracuje!), stosowane jednolicie, z notami odsyłającymi do scen (odcinek + kod czasowy — standard cytowania materiału audiowizualnego).]</w:t>
       </w:r>
     </w:p>
-    <w:bookmarkEnd w:id="23"/>
-    <w:bookmarkEnd w:id="24"/>
-    <w:bookmarkStart w:id="26" w:name="rozdział-3.-analiza-seriali"/>
+    <w:bookmarkEnd w:id="12"/>
+    <w:bookmarkEnd w:id="13"/>
+    <w:bookmarkStart w:id="15" w:name="_f9b39d1e89f5457c01eea36f0d08a6764b1b977"/>
     <w:p>
       <w:pPr>
         <w:pStyle w:val="Heading1"/>
@@ -462,7 +462,7 @@
         <w:t xml:space="preserve">Rozdział 3. Analiza seriali</w:t>
       </w:r>
     </w:p>
-    <w:bookmarkStart w:id="25" w:name="serial-b-nostalgia-konsumpcyjna"/>
+    <w:bookmarkStart w:id="14" w:name="_b69d66fcdeb282595191e5db4790994b8141021"/>
     <w:p>
       <w:pPr>
         <w:pStyle w:val="Heading2"/>
@@ -487,9 +487,9 @@
         <w:t xml:space="preserve">[Wzorzec akapitu analitycznego: obserwacja z materiału (z lokalizacją sceny) → kategoria teoretyczna (nostalgia odtwarzająca) → interpretacja skutku dla widza. Trzy ruchy w każdym akapicie — to odróżnia analizę od streszczania fabuły.]</w:t>
       </w:r>
     </w:p>
-    <w:bookmarkEnd w:id="25"/>
-    <w:bookmarkEnd w:id="26"/>
-    <w:bookmarkStart w:id="28" w:name="Xaa26883b751cd9ead29b194e39bcd801ed76329"/>
+    <w:bookmarkEnd w:id="14"/>
+    <w:bookmarkEnd w:id="15"/>
+    <w:bookmarkStart w:id="17" w:name="_aa26883b751cd9ead29b194e39bcd801ed76329"/>
     <w:p>
       <w:pPr>
         <w:pStyle w:val="Heading1"/>
@@ -498,7 +498,7 @@
         <w:t xml:space="preserve">Rozdział 4. Porównanie strategii i interpretacja</w:t>
       </w:r>
     </w:p>
-    <w:bookmarkStart w:id="27" w:name="trzy-strategie-pamięci-zestawienie"/>
+    <w:bookmarkStart w:id="16" w:name="_e095bbd27b435c074845e62e8c2b76da876f540"/>
     <w:p>
       <w:pPr>
         <w:pStyle w:val="Heading2"/>
@@ -762,9 +762,9 @@
         <w:t xml:space="preserve">[Tabela syntetyzująca analizy według wspólnych kategorii — dowód, że kategorie działały jednolicie. Z niej wynika typologia strategii (wynik pracy) i interpretacja w rozdziale 4.2–4.3.]</w:t>
       </w:r>
     </w:p>
-    <w:bookmarkEnd w:id="27"/>
-    <w:bookmarkEnd w:id="28"/>
-    <w:bookmarkStart w:id="29" w:name="zakończenie"/>
+    <w:bookmarkEnd w:id="16"/>
+    <w:bookmarkEnd w:id="17"/>
+    <w:bookmarkStart w:id="18" w:name="_zakończenie"/>
     <w:p>
       <w:pPr>
         <w:pStyle w:val="Heading1"/>
@@ -781,8 +781,8 @@
         <w:t xml:space="preserve">Praca zrekonstruowała trzy strategie konstruowania pamięci o latach 80. — martyrologiczną, nostalgiczno-konsumpcyjną i ironiczno-rewizyjną — i wykazała ich korelację z modelami produkcyjnymi oraz zakładanymi widowniami. Serial okazuje się nie tyle nośnikiem gotowej pamięci, ile aktywnym uczestnikiem jej negocjowania. Ograniczenia pracy wyznacza korpus trzech tytułów i analiza samego tekstu (bez badań odbioru); naturalnym rozwinięciem byłoby badanie recepcji zidentyfikowanych strategii wśród widzów różnych pokoleń.</w:t>
       </w:r>
     </w:p>
-    <w:bookmarkEnd w:id="29"/>
-    <w:bookmarkStart w:id="33" w:name="bibliografia-filmografia"/>
+    <w:bookmarkEnd w:id="18"/>
+    <w:bookmarkStart w:id="23" w:name="_108ae33333de21e209485283619a4bae2b57a6b"/>
     <w:p>
       <w:pPr>
         <w:pStyle w:val="Heading1"/>
@@ -978,7 +978,7 @@
     </w:p>
     <w:p>
       <w:pPr>
-        <w:pStyle w:val="BodyText"/>
+        <w:pStyle w:val="FirstParagraph"/>
       </w:pPr>
       <w:r>
         <w:t xml:space="preserve">Wzór przygotowała redakcja serwisu</w:t>
@@ -1006,7 +1006,7 @@
           <w:b/>
           <w:bCs/>
         </w:rPr>
-        <w:t xml:space="preserve">Smart-Edu.ai — pierwsza wersja pracy w kilka godzin, nie w kilka miesięcy</w:t>
+        <w:t xml:space="preserve">„Jak napisać pracę magisterską z kulturoznawstwa” — przewodnik do tego wzoru</w:t>
       </w:r>
     </w:p>
     <w:p>
@@ -1014,21 +1014,21 @@
         <w:pStyle w:val="Note"/>
       </w:pPr>
       <w:r>
-        <w:t xml:space="preserve">Podajesz temat, kierunek studiów i wytyczne promotora, a sztuczna inteligencja generuje unikalny, gotowy do edycji tekst: z poprawną strukturą rozdziałów, przypisami i bibliografią. Rejestracja jest darmowa, płacisz wyłącznie za wygenerowany tekst.</w:t>
+        <w:t xml:space="preserve">Wzór pokazuje układ pracy. Przewodnik pokazuje, jak wypełnić każdy rozdział treścią: dobór metody i narzędzi, analiza wyników, typowe uwagi recenzentów. PDF + EPUB, 49 zł, dostęp od razu po płatności.</w:t>
       </w:r>
     </w:p>
     <w:p>
       <w:pPr>
         <w:pStyle w:val="Note"/>
       </w:pPr>
-      <w:hyperlink r:id="rId30">
+      <w:hyperlink r:id="rId19">
         <w:r>
           <w:rPr>
             <w:rStyle w:val="Hyperlink"/>
             <w:b/>
             <w:bCs/>
           </w:rPr>
-          <w:t xml:space="preserve">www.smart-edu.ai/pl/masters-thesis</w:t>
+          <w:t xml:space="preserve">praca-magisterska.pl/sklep/jak-napisac-prace-magisterska-z-kulturoznawstwa/</w:t>
         </w:r>
       </w:hyperlink>
     </w:p>
@@ -1037,35 +1037,50 @@
         <w:pStyle w:val="BodyText"/>
       </w:pPr>
       <w:r>
-        <w:t xml:space="preserve">Wolisz napisać pracę w pełni samodzielnie? Pomoże Ci ebook</w:t>
-      </w:r>
-      <w:r>
-        <w:t xml:space="preserve"> </w:t>
-      </w:r>
-      <w:r>
-        <w:rPr>
-          <w:b/>
-          <w:bCs/>
-        </w:rPr>
-        <w:t xml:space="preserve">„Jak napisać pracę magisterską. Kompletny przewodnik od A do Z”</w:t>
-      </w:r>
-      <w:r>
-        <w:t xml:space="preserve"> </w:t>
-      </w:r>
-      <w:r>
-        <w:t xml:space="preserve">— 250 stron praktycznych wskazówek, szablonów i checklist, z rozdziałem o etycznym korzystaniu z AI:</w:t>
-      </w:r>
-      <w:r>
-        <w:t xml:space="preserve"> </w:t>
-      </w:r>
-      <w:hyperlink r:id="rId31">
+        <w:t xml:space="preserve">Chcesz zobaczyć kompletną pracę z przypisami i bibliografią? Zajrzyj do</w:t>
+      </w:r>
+      <w:r>
+        <w:t xml:space="preserve"> </w:t>
+      </w:r>
+      <w:hyperlink r:id="rId20">
         <w:r>
           <w:rPr>
             <w:rStyle w:val="Hyperlink"/>
           </w:rPr>
-          <w:t xml:space="preserve">www.praca-magisterska.pl/sklep/praca-magisterska-ebook/</w:t>
+          <w:t xml:space="preserve">katalogu gotowych prac wzorcowych</w:t>
         </w:r>
       </w:hyperlink>
+      <w:r>
+        <w:t xml:space="preserve"> </w:t>
+      </w:r>
+      <w:r>
+        <w:t xml:space="preserve">(59 zł za pracę).</w:t>
+      </w:r>
+    </w:p>
+    <w:p>
+      <w:pPr>
+        <w:pStyle w:val="BodyText"/>
+      </w:pPr>
+      <w:r>
+        <w:t xml:space="preserve">Generator</w:t>
+      </w:r>
+      <w:r>
+        <w:t xml:space="preserve"> </w:t>
+      </w:r>
+      <w:hyperlink r:id="rId21">
+        <w:r>
+          <w:rPr>
+            <w:rStyle w:val="Hyperlink"/>
+          </w:rPr>
+          <w:t xml:space="preserve">Smart-Edu.ai</w:t>
+        </w:r>
+      </w:hyperlink>
+      <w:r>
+        <w:t xml:space="preserve"> </w:t>
+      </w:r>
+      <w:r>
+        <w:t xml:space="preserve">przygotuje pierwszą wersję tekstu z pomocą sztucznej inteligencji, jeśli wolisz zacząć od szkicu.</w:t>
+      </w:r>
     </w:p>
     <w:p>
       <w:pPr>
@@ -1081,7 +1096,7 @@
       <w:r>
         <w:t xml:space="preserve"> </w:t>
       </w:r>
-      <w:hyperlink r:id="rId32">
+      <w:hyperlink r:id="rId22">
         <w:r>
           <w:rPr>
             <w:rStyle w:val="Hyperlink"/>
@@ -1092,7 +1107,7 @@
         </w:r>
       </w:hyperlink>
     </w:p>
-    <w:bookmarkEnd w:id="33"/>
+    <w:bookmarkEnd w:id="23"/>
     <w:sectPr/>
   </w:body>
 </w:document>
